--- a/freshmart.docx
+++ b/freshmart.docx
@@ -673,26 +673,6 @@
         </w:rPr>
         <w:lastRenderedPageBreak/>
         <w:t xml:space="preserve">                          </w:t>
-      </w:r>
-      <w:r>
-        <w:rPr>
-          <w:rFonts w:ascii="Times New Roman" w:hAnsi="Times New Roman" w:cs="Times New Roman"/>
-          <w:b/>
-          <w:color w:val="228B22"/>
-          <w:sz w:val="30"/>
-          <w:szCs w:val="28"/>
-        </w:rPr>
-        <w:t xml:space="preserve"> </w:t>
-      </w:r>
-      <w:r>
-        <w:rPr>
-          <w:rFonts w:ascii="Times New Roman" w:hAnsi="Times New Roman" w:cs="Times New Roman"/>
-          <w:b/>
-          <w:color w:val="228B22"/>
-          <w:sz w:val="30"/>
-          <w:szCs w:val="28"/>
-        </w:rPr>
-        <w:t xml:space="preserve">   </w:t>
       </w:r>
       <w:r>
         <w:rPr>
@@ -12196,7 +12176,23 @@
                 <w:sz w:val="24"/>
                 <w:szCs w:val="24"/>
               </w:rPr>
-              <w:t xml:space="preserve">      </w:t>
+              <w:t xml:space="preserve">     </w:t>
+            </w:r>
+            <w:r>
+              <w:rPr>
+                <w:rFonts w:cstheme="minorHAnsi"/>
+                <w:sz w:val="24"/>
+                <w:szCs w:val="24"/>
+              </w:rPr>
+              <w:t xml:space="preserve"> </w:t>
+            </w:r>
+            <w:r>
+              <w:rPr>
+                <w:rFonts w:cstheme="minorHAnsi"/>
+                <w:sz w:val="24"/>
+                <w:szCs w:val="24"/>
+              </w:rPr>
+              <w:t xml:space="preserve"> </w:t>
             </w:r>
             <w:r>
               <w:rPr>
@@ -12827,7 +12823,7 @@
                 <w:sz w:val="24"/>
                 <w:szCs w:val="24"/>
               </w:rPr>
-              <w:t xml:space="preserve">        </w:t>
+              <w:t xml:space="preserve">       </w:t>
             </w:r>
             <w:r>
               <w:rPr>
@@ -12928,7 +12924,7 @@
                 <w:sz w:val="24"/>
                 <w:szCs w:val="24"/>
               </w:rPr>
-              <w:t xml:space="preserve">        </w:t>
+              <w:t xml:space="preserve">       </w:t>
             </w:r>
             <w:r>
               <w:rPr>
@@ -13031,7 +13027,7 @@
                 <w:sz w:val="24"/>
                 <w:szCs w:val="24"/>
               </w:rPr>
-              <w:t xml:space="preserve">        </w:t>
+              <w:t xml:space="preserve">       </w:t>
             </w:r>
             <w:r>
               <w:rPr>
@@ -13132,7 +13128,7 @@
                 <w:sz w:val="24"/>
                 <w:szCs w:val="24"/>
               </w:rPr>
-              <w:t xml:space="preserve">        </w:t>
+              <w:t xml:space="preserve">       </w:t>
             </w:r>
             <w:r>
               <w:rPr>
@@ -15263,13 +15259,6 @@
         </w:rPr>
         <w:t>6: Contact</w:t>
       </w:r>
-    </w:p>
-    <w:p>
-      <w:pPr>
-        <w:rPr>
-          <w:lang w:val="en" w:eastAsia="en-IN" w:bidi="gu-IN"/>
-        </w:rPr>
-      </w:pPr>
     </w:p>
     <w:tbl>
       <w:tblPr>
